--- a/The Dolphins' View of History/chapters/A Timeline - For Humans Who Like Their History in Order.docx
+++ b/The Dolphins' View of History/chapters/A Timeline - For Humans Who Like Their History in Order.docx
@@ -178,22 +178,7 @@
           <w:b/>
           <w:bCs/>
         </w:rPr>
-        <w:t xml:space="preserve">~65,000 years ago. </w:t>
-      </w:r>
-      <w:r>
-        <w:t xml:space="preserve">Humans reach Australia by open-water voyage — the first meeting, on the water, between humans and dolphins.</w:t>
-      </w:r>
-    </w:p>
-    <w:p>
-      <w:pPr>
-        <w:spacing w:after="200"/>
-      </w:pPr>
-      <w:r>
-        <w:rPr>
-          <w:b/>
-          <w:bCs/>
-        </w:rPr>
-        <w:t xml:space="preserve">~60,000-70,000 years ago. </w:t>
+        <w:t xml:space="preserve">~70,000-50,000 years ago. </w:t>
       </w:r>
       <w:r>
         <w:t xml:space="preserve">The migration that gives rise to nearly everyone alive outside Africa today moves out of the continent.</w:t>
@@ -208,6 +193,21 @@
           <w:b/>
           <w:bCs/>
         </w:rPr>
+        <w:t xml:space="preserve">~65,000-50,000 years ago. </w:t>
+      </w:r>
+      <w:r>
+        <w:t xml:space="preserve">Humans reach Australia by open-water voyage, by 50,000 years ago at the latest (the earlier date is argued) — the first meeting, on the water, between humans and dolphins.</w:t>
+      </w:r>
+    </w:p>
+    <w:p>
+      <w:pPr>
+        <w:spacing w:after="200"/>
+      </w:pPr>
+      <w:r>
+        <w:rPr>
+          <w:b/>
+          <w:bCs/>
+        </w:rPr>
         <w:t xml:space="preserve">~40,000 years ago. </w:t>
       </w:r>
       <w:r>
@@ -226,7 +226,7 @@
         <w:t xml:space="preserve">~15,000 years ago. </w:t>
       </w:r>
       <w:r>
-        <w:t xml:space="preserve">Wolves and humans strike their bargain. Humans reach the Americas by way of Beringia.</w:t>
+        <w:t xml:space="preserve">Wolves and humans have struck their bargain. Humans are in the Americas by this date at the latest; footprints at White Sands, New Mexico, suggest they may have arrived by about 23,000 years ago.</w:t>
       </w:r>
     </w:p>
     <w:p>
@@ -276,7 +276,7 @@
         <w:t xml:space="preserve">~9600 BCE. </w:t>
       </w:r>
       <w:r>
-        <w:t xml:space="preserve">Hunter-gatherers raise the carved pillars of Göbekli Tepe, in today's Turkey, before a single crop is domesticated.</w:t>
+        <w:t xml:space="preserve">Hunter-gatherers raise the carved pillars of Göbekli Tepe, in today's Turkey, before any fully domesticated crop.</w:t>
       </w:r>
     </w:p>
     <w:p>
@@ -348,10 +348,10 @@
           <w:b/>
           <w:bCs/>
         </w:rPr>
-        <w:t xml:space="preserve">2334 BCE. </w:t>
-      </w:r>
-      <w:r>
-        <w:t xml:space="preserve">Sargon of Akkad conquers the Sumerian city-states and holds them as one state — arguably history's first empire.</w:t>
+        <w:t xml:space="preserve">~2300 BCE. </w:t>
+      </w:r>
+      <w:r>
+        <w:t xml:space="preserve">Sargon of Akkad (traditionally dated 2334 BCE) conquers the Sumerian city-states and holds them as one state — arguably history's first empire.</w:t>
       </w:r>
     </w:p>
     <w:p>
@@ -398,7 +398,7 @@
           <w:b/>
           <w:bCs/>
         </w:rPr>
-        <w:t xml:space="preserve">1600 BCE. </w:t>
+        <w:t xml:space="preserve">~1600 BCE. </w:t>
       </w:r>
       <w:r>
         <w:t xml:space="preserve">China's Shang dynasty begins; its oracle bones carry the earliest confirmed Chinese writing.</w:t>
@@ -671,7 +671,7 @@
         <w:t xml:space="preserve">320-550 CE. </w:t>
       </w:r>
       <w:r>
-        <w:t xml:space="preserve">India's Gupta period produces the concept of zero as a number in its own right.</w:t>
+        <w:t xml:space="preserve">India's Gupta period. By 628 the mathematician Brahmagupta sets out rules for calculating with zero as a number in its own right.</w:t>
       </w:r>
     </w:p>
     <w:p>
@@ -853,10 +853,10 @@
           <w:b/>
           <w:bCs/>
         </w:rPr>
-        <w:t xml:space="preserve">1138. </w:t>
-      </w:r>
-      <w:r>
-        <w:t xml:space="preserve">Maimonides is born in Córdoba, at the height of Muslim Spain's convivencia.</w:t>
+        <w:t xml:space="preserve">c. 1138. </w:t>
+      </w:r>
+      <w:r>
+        <w:t xml:space="preserve">Maimonides is born in Córdoba; ten years later the Almohad conquest drives his family into exile.</w:t>
       </w:r>
     </w:p>
     <w:p>
@@ -1496,7 +1496,7 @@
         <w:t xml:space="preserve">1896. </w:t>
       </w:r>
       <w:r>
-        <w:t xml:space="preserve">Theodor Herzl formally organizes Zionism. Svante Arrhenius calculates, by hand, that doubling atmospheric carbon dioxide would warm the planet.</w:t>
+        <w:t xml:space="preserve">Theodor Herzl publishes The Jewish State; the first Zionist Congress follows in 1897. Svante Arrhenius calculates, by hand, that doubling atmospheric carbon dioxide would warm the planet.</w:t>
       </w:r>
     </w:p>
     <w:p>

--- a/The Dolphins' View of History/chapters/A Timeline - For Humans Who Like Their History in Order.docx
+++ b/The Dolphins' View of History/chapters/A Timeline - For Humans Who Like Their History in Order.docx
@@ -913,6 +913,21 @@
           <w:b/>
           <w:bCs/>
         </w:rPr>
+        <w:t xml:space="preserve">1299. </w:t>
+      </w:r>
+      <w:r>
+        <w:t xml:space="preserve">Osman founds a small frontier principality in northwestern Anatolia, the beginning of the Ottoman Empire.</w:t>
+      </w:r>
+    </w:p>
+    <w:p>
+      <w:pPr>
+        <w:spacing w:after="200"/>
+      </w:pPr>
+      <w:r>
+        <w:rPr>
+          <w:b/>
+          <w:bCs/>
+        </w:rPr>
         <w:t xml:space="preserve">1324. </w:t>
       </w:r>
       <w:r>
@@ -1006,7 +1021,7 @@
         <w:t xml:space="preserve">1453. </w:t>
       </w:r>
       <w:r>
-        <w:t xml:space="preserve">Constantinople falls; the Byzantine Empire ends.</w:t>
+        <w:t xml:space="preserve">Constantinople falls to the Ottomans; the Byzantine Empire ends.</w:t>
       </w:r>
     </w:p>
     <w:p>
@@ -1278,6 +1293,36 @@
           <w:b/>
           <w:bCs/>
         </w:rPr>
+        <w:t xml:space="preserve">1808-1826. </w:t>
+      </w:r>
+      <w:r>
+        <w:t xml:space="preserve">Napoleon's occupation of Spain sets off the Spanish American wars of independence; by the mid-1820s Spain's mainland empire in the Americas is gone.</w:t>
+      </w:r>
+    </w:p>
+    <w:p>
+      <w:pPr>
+        <w:spacing w:after="200"/>
+      </w:pPr>
+      <w:r>
+        <w:rPr>
+          <w:b/>
+          <w:bCs/>
+        </w:rPr>
+        <w:t xml:space="preserve">1825. </w:t>
+      </w:r>
+      <w:r>
+        <w:t xml:space="preserve">France forces Haiti, independent since 1804, to pay an indemnity for its former masters' lost property; the debt is still being serviced in the 1940s.</w:t>
+      </w:r>
+    </w:p>
+    <w:p>
+      <w:pPr>
+        <w:spacing w:after="200"/>
+      </w:pPr>
+      <w:r>
+        <w:rPr>
+          <w:b/>
+          <w:bCs/>
+        </w:rPr>
         <w:t xml:space="preserve">1830. </w:t>
       </w:r>
       <w:r>
@@ -1463,6 +1508,21 @@
           <w:b/>
           <w:bCs/>
         </w:rPr>
+        <w:t xml:space="preserve">1888. </w:t>
+      </w:r>
+      <w:r>
+        <w:t xml:space="preserve">Brazil, the last country in the Americas to do so, abolishes slavery.</w:t>
+      </w:r>
+    </w:p>
+    <w:p>
+      <w:pPr>
+        <w:spacing w:after="200"/>
+      </w:pPr>
+      <w:r>
+        <w:rPr>
+          <w:b/>
+          <w:bCs/>
+        </w:rPr>
         <w:t xml:space="preserve">1893-1920s. </w:t>
       </w:r>
       <w:r>
@@ -1558,6 +1618,36 @@
           <w:b/>
           <w:bCs/>
         </w:rPr>
+        <w:t xml:space="preserve">1915. </w:t>
+      </w:r>
+      <w:r>
+        <w:t xml:space="preserve">The Ottoman government begins deporting and killing Armenians, a genocide that kills about a million people.</w:t>
+      </w:r>
+    </w:p>
+    <w:p>
+      <w:pPr>
+        <w:spacing w:after="200"/>
+      </w:pPr>
+      <w:r>
+        <w:rPr>
+          <w:b/>
+          <w:bCs/>
+        </w:rPr>
+        <w:t xml:space="preserve">1916-1923. </w:t>
+      </w:r>
+      <w:r>
+        <w:t xml:space="preserve">Britain and France divide the Ottoman Empire's Arab provinces; the sultanate ends in 1922, and the Turkish Republic is proclaimed in 1923.</w:t>
+      </w:r>
+    </w:p>
+    <w:p>
+      <w:pPr>
+        <w:spacing w:after="200"/>
+      </w:pPr>
+      <w:r>
+        <w:rPr>
+          <w:b/>
+          <w:bCs/>
+        </w:rPr>
         <w:t xml:space="preserve">1917-1924. </w:t>
       </w:r>
       <w:r>
@@ -1788,6 +1878,21 @@
           <w:b/>
           <w:bCs/>
         </w:rPr>
+        <w:t xml:space="preserve">1953. </w:t>
+      </w:r>
+      <w:r>
+        <w:t xml:space="preserve">A coup organized by British and American intelligence removes Iran's elected prime minister, Mohammad Mosaddegh.</w:t>
+      </w:r>
+    </w:p>
+    <w:p>
+      <w:pPr>
+        <w:spacing w:after="200"/>
+      </w:pPr>
+      <w:r>
+        <w:rPr>
+          <w:b/>
+          <w:bCs/>
+        </w:rPr>
         <w:t xml:space="preserve">1957-1961. </w:t>
       </w:r>
       <w:r>
@@ -1833,6 +1938,21 @@
           <w:b/>
           <w:bCs/>
         </w:rPr>
+        <w:t xml:space="preserve">1959. </w:t>
+      </w:r>
+      <w:r>
+        <w:t xml:space="preserve">Fidel Castro's revolution takes power in Cuba.</w:t>
+      </w:r>
+    </w:p>
+    <w:p>
+      <w:pPr>
+        <w:spacing w:after="200"/>
+      </w:pPr>
+      <w:r>
+        <w:rPr>
+          <w:b/>
+          <w:bCs/>
+        </w:rPr>
         <w:t xml:space="preserve">1960. </w:t>
       </w:r>
       <w:r>
@@ -1938,6 +2058,21 @@
           <w:b/>
           <w:bCs/>
         </w:rPr>
+        <w:t xml:space="preserve">1973. </w:t>
+      </w:r>
+      <w:r>
+        <w:t xml:space="preserve">A military coup overthrows Chile's elected president, Salvador Allende; Augusto Pinochet's dictatorship lasts until 1990.</w:t>
+      </w:r>
+    </w:p>
+    <w:p>
+      <w:pPr>
+        <w:spacing w:after="200"/>
+      </w:pPr>
+      <w:r>
+        <w:rPr>
+          <w:b/>
+          <w:bCs/>
+        </w:rPr>
         <w:t xml:space="preserve">1975. </w:t>
       </w:r>
       <w:r>
@@ -1953,6 +2088,21 @@
           <w:b/>
           <w:bCs/>
         </w:rPr>
+        <w:t xml:space="preserve">1976-1983. </w:t>
+      </w:r>
+      <w:r>
+        <w:t xml:space="preserve">Argentina's junta disappears thousands of its citizens; its commanders are tried in 1985.</w:t>
+      </w:r>
+    </w:p>
+    <w:p>
+      <w:pPr>
+        <w:spacing w:after="200"/>
+      </w:pPr>
+      <w:r>
+        <w:rPr>
+          <w:b/>
+          <w:bCs/>
+        </w:rPr>
         <w:t xml:space="preserve">1977. </w:t>
       </w:r>
       <w:r>
@@ -1983,6 +2133,21 @@
           <w:b/>
           <w:bCs/>
         </w:rPr>
+        <w:t xml:space="preserve">1979. </w:t>
+      </w:r>
+      <w:r>
+        <w:t xml:space="preserve">A revolution overthrows Iran's Shah and creates a clerical republic.</w:t>
+      </w:r>
+    </w:p>
+    <w:p>
+      <w:pPr>
+        <w:spacing w:after="200"/>
+      </w:pPr>
+      <w:r>
+        <w:rPr>
+          <w:b/>
+          <w:bCs/>
+        </w:rPr>
         <w:t xml:space="preserve">1980. </w:t>
       </w:r>
       <w:r>
@@ -1998,6 +2163,21 @@
           <w:b/>
           <w:bCs/>
         </w:rPr>
+        <w:t xml:space="preserve">1980-1988. </w:t>
+      </w:r>
+      <w:r>
+        <w:t xml:space="preserve">Iraq invades Iran; the eight-year war kills hundreds of thousands of people.</w:t>
+      </w:r>
+    </w:p>
+    <w:p>
+      <w:pPr>
+        <w:spacing w:after="200"/>
+      </w:pPr>
+      <w:r>
+        <w:rPr>
+          <w:b/>
+          <w:bCs/>
+        </w:rPr>
         <w:t xml:space="preserve">1986. </w:t>
       </w:r>
       <w:r>
@@ -2047,6 +2227,21 @@
       </w:r>
       <w:r>
         <w:t xml:space="preserve">Nelson Mandela is released after 27 years' imprisonment. The Soviet Union dissolves.</w:t>
+      </w:r>
+    </w:p>
+    <w:p>
+      <w:pPr>
+        <w:spacing w:after="200"/>
+      </w:pPr>
+      <w:r>
+        <w:rPr>
+          <w:b/>
+          <w:bCs/>
+        </w:rPr>
+        <w:t xml:space="preserve">1994. </w:t>
+      </w:r>
+      <w:r>
+        <w:t xml:space="preserve">In Rwanda, extremist officials and militias kill an estimated 500,000 to 800,000 Tutsi and moderate Hutu in about a hundred days.</w:t>
       </w:r>
     </w:p>
     <w:p>

--- a/The Dolphins' View of History/chapters/A Timeline - For Humans Who Like Their History in Order.docx
+++ b/The Dolphins' View of History/chapters/A Timeline - For Humans Who Like Their History in Order.docx
@@ -106,7 +106,7 @@
         <w:t xml:space="preserve">~1.7 million years ago. </w:t>
       </w:r>
       <w:r>
-        <w:t xml:space="preserve">Homo erectus begins making the Acheulean hand axe, a design that stays in use, largely unchanged, for over a million years.</w:t>
+        <w:t xml:space="preserve">Homo erectus starts shaping the Acheulean hand axe, a teardrop-shaped tool that goes on being made with little change for a million years and more.</w:t>
       </w:r>
     </w:p>
     <w:p>
@@ -181,7 +181,7 @@
         <w:t xml:space="preserve">~70,000-50,000 years ago. </w:t>
       </w:r>
       <w:r>
-        <w:t xml:space="preserve">The migration that gives rise to nearly everyone alive outside Africa today moves out of the continent.</w:t>
+        <w:t xml:space="preserve">The wave of Homo sapiens whose descendants make up most of the world outside Africa leaves the continent.</w:t>
       </w:r>
     </w:p>
     <w:p>
@@ -196,7 +196,7 @@
         <w:t xml:space="preserve">~65,000-50,000 years ago. </w:t>
       </w:r>
       <w:r>
-        <w:t xml:space="preserve">Humans reach Australia by open-water voyage, by 50,000 years ago at the latest (the earlier date is argued) — the first meeting, on the water, between humans and dolphins.</w:t>
+        <w:t xml:space="preserve">Humans cross open water to reach Australia, certainly by 50,000 years ago and perhaps 15,000 years earlier (the older date is argued) — the first meeting, on the water, between humans and dolphins.</w:t>
       </w:r>
     </w:p>
     <w:p>
@@ -306,7 +306,7 @@
         <w:t xml:space="preserve">~3200 BCE. </w:t>
       </w:r>
       <w:r>
-        <w:t xml:space="preserve">Writing appears in Sumer as cuneiform; Egyptian hieroglyphs emerge at almost the same time.</w:t>
+        <w:t xml:space="preserve">Writing appears in Sumer as cuneiform, with Egyptian hieroglyphs close behind.</w:t>
       </w:r>
     </w:p>
     <w:p>
@@ -416,7 +416,7 @@
         <w:t xml:space="preserve">1259 BCE. </w:t>
       </w:r>
       <w:r>
-        <w:t xml:space="preserve">Egypt's Ramesses II and the Hittite king Hattusili III sign the oldest peace treaty whose full text survives.</w:t>
+        <w:t xml:space="preserve">A treaty between Egypt and the Hittite empire, agreed by Ramesses II and Hattusili III, becomes the oldest peace agreement whose full text has survived.</w:t>
       </w:r>
     </w:p>
     <w:p>
@@ -671,7 +671,7 @@
         <w:t xml:space="preserve">320-550 CE. </w:t>
       </w:r>
       <w:r>
-        <w:t xml:space="preserve">India's Gupta period. By 628 the mathematician Brahmagupta sets out rules for calculating with zero as a number in its own right.</w:t>
+        <w:t xml:space="preserve">India's Gupta period. In 628 Brahmagupta lays down rules for sums and products involving zero.</w:t>
       </w:r>
     </w:p>
     <w:p>
@@ -746,7 +746,7 @@
         <w:t xml:space="preserve">632 CE. </w:t>
       </w:r>
       <w:r>
-        <w:t xml:space="preserve">The prophet Muhammad dies; Islamic rule expands from the Iberian Peninsula to the borders of India within a century.</w:t>
+        <w:t xml:space="preserve">The prophet Muhammad dies; within a century Islamic rule reaches from Iberia to the frontier of India.</w:t>
       </w:r>
     </w:p>
     <w:p>
@@ -841,7 +841,7 @@
         <w:t xml:space="preserve">1095-1291. </w:t>
       </w:r>
       <w:r>
-        <w:t xml:space="preserve">The Crusades run in waves for close to two centuries; the last Crusader states fall by 1291.</w:t>
+        <w:t xml:space="preserve">The Crusades come in successive waves over almost two centuries; the last Crusader states fall by 1291.</w:t>
       </w:r>
     </w:p>
     <w:p>
@@ -946,7 +946,7 @@
         <w:t xml:space="preserve">1347-1352. </w:t>
       </w:r>
       <w:r>
-        <w:t xml:space="preserve">The Black Death, carried along the Silk Roads, kills a third to half of Europe's population.</w:t>
+        <w:t xml:space="preserve">The Black Death, which travels the Silk Roads, kills between a third and a half of the people in Europe.</w:t>
       </w:r>
     </w:p>
     <w:p>
@@ -991,7 +991,7 @@
         <w:t xml:space="preserve">1450. </w:t>
       </w:r>
       <w:r>
-        <w:t xml:space="preserve">Gutenberg's press, with movable metal type, begins printing in Mainz.</w:t>
+        <w:t xml:space="preserve">In Mainz, Gutenberg starts printing with movable metal type.</w:t>
       </w:r>
     </w:p>
     <w:p>
@@ -1296,7 +1296,7 @@
         <w:t xml:space="preserve">1808-1826. </w:t>
       </w:r>
       <w:r>
-        <w:t xml:space="preserve">Napoleon's occupation of Spain sets off the Spanish American wars of independence; by the mid-1820s Spain's mainland empire in the Americas is gone.</w:t>
+        <w:t xml:space="preserve">Napoleon's seizure of the Spanish throne sets off the wars of independence in Spanish America, which end with the empire's mainland colonies free.</w:t>
       </w:r>
     </w:p>
     <w:p>
@@ -1361,7 +1361,7 @@
         <w:t xml:space="preserve">1843. </w:t>
       </w:r>
       <w:r>
-        <w:t xml:space="preserve">Ada Lovelace publishes what is generally regarded as the first computer program.</w:t>
+        <w:t xml:space="preserve">Ada Lovelace publishes an algorithm for Babbage's unfinished engine, widely counted as the first computer program.</w:t>
       </w:r>
     </w:p>
     <w:p>
@@ -1466,7 +1466,7 @@
         <w:t xml:space="preserve">1868. </w:t>
       </w:r>
       <w:r>
-        <w:t xml:space="preserve">Japan's Meiji Restoration begins compressing a century of industrialization into a few decades.</w:t>
+        <w:t xml:space="preserve">The Meiji Restoration begins Japan's drive to industrialize in decades what Europe took a century to do.</w:t>
       </w:r>
     </w:p>
     <w:p>
@@ -1556,7 +1556,7 @@
         <w:t xml:space="preserve">1896. </w:t>
       </w:r>
       <w:r>
-        <w:t xml:space="preserve">Theodor Herzl publishes The Jewish State; the first Zionist Congress follows in 1897. Svante Arrhenius calculates, by hand, that doubling atmospheric carbon dioxide would warm the planet.</w:t>
+        <w:t xml:space="preserve">Theodor Herzl publishes The Jewish State, and the first Zionist Congress follows in 1897. Svante Arrhenius estimates on paper how much a doubling of atmospheric carbon dioxide would warm the Earth.</w:t>
       </w:r>
     </w:p>
     <w:p>
@@ -1851,7 +1851,7 @@
         <w:t xml:space="preserve">1950. </w:t>
       </w:r>
       <w:r>
-        <w:t xml:space="preserve">Enrico Fermi asks his lunch-table question, since known as the Fermi Paradox.</w:t>
+        <w:t xml:space="preserve">Over lunch, Enrico Fermi asks where everybody is, a puzzle later named the Fermi Paradox.</w:t>
       </w:r>
     </w:p>
     <w:p>
@@ -1881,7 +1881,7 @@
         <w:t xml:space="preserve">1953. </w:t>
       </w:r>
       <w:r>
-        <w:t xml:space="preserve">A coup organized by British and American intelligence removes Iran's elected prime minister, Mohammad Mosaddegh.</w:t>
+        <w:t xml:space="preserve">British and American intelligence engineer the overthrow of Iran's elected prime minister, Mohammad Mosaddegh.</w:t>
       </w:r>
     </w:p>
     <w:p>
@@ -2016,7 +2016,7 @@
         <w:t xml:space="preserve">1965. </w:t>
       </w:r>
       <w:r>
-        <w:t xml:space="preserve">Gordon Moore observes that the number of components on a chip is doubling every year; in 1975 he revises it to every two years.</w:t>
+        <w:t xml:space="preserve">Gordon Moore notes that chips are packing in twice the components every year, a pace he revises in 1975 to every two years.</w:t>
       </w:r>
     </w:p>
     <w:p>
@@ -2241,7 +2241,7 @@
         <w:t xml:space="preserve">1994. </w:t>
       </w:r>
       <w:r>
-        <w:t xml:space="preserve">In Rwanda, extremist officials and militias kill an estimated 500,000 to 800,000 Tutsi and moderate Hutu in about a hundred days.</w:t>
+        <w:t xml:space="preserve">Over some three months, between half a million and 800,000 Tutsi and moderate Hutu are murdered in Rwanda's genocide.</w:t>
       </w:r>
     </w:p>
     <w:p>
@@ -2381,7 +2381,7 @@
         <w:t xml:space="preserve">2023. </w:t>
       </w:r>
       <w:r>
-        <w:t xml:space="preserve">India passes China as the world's most populous country and lands a probe near the Moon's south pole.</w:t>
+        <w:t xml:space="preserve">India becomes the most populous country on Earth, overtaking China, and puts Chandrayaan-3 down near the lunar south pole.</w:t>
       </w:r>
     </w:p>
     <w:p>

--- a/The Dolphins' View of History/chapters/A Timeline - For Humans Who Like Their History in Order.docx
+++ b/The Dolphins' View of History/chapters/A Timeline - For Humans Who Like Their History in Order.docx
@@ -106,7 +106,7 @@
         <w:t xml:space="preserve">~1.7 million years ago. </w:t>
       </w:r>
       <w:r>
-        <w:t xml:space="preserve">Homo erectus begins making the Acheulean hand axe, a design that stays in use, largely unchanged, for over a million years.</w:t>
+        <w:t xml:space="preserve">Homo erectus starts shaping the Acheulean hand axe, a teardrop-shaped tool that goes on being made with little change for a million years and more.</w:t>
       </w:r>
     </w:p>
     <w:p>
@@ -181,7 +181,7 @@
         <w:t xml:space="preserve">~70,000-50,000 years ago. </w:t>
       </w:r>
       <w:r>
-        <w:t xml:space="preserve">The migration that gives rise to nearly everyone alive outside Africa today moves out of the continent.</w:t>
+        <w:t xml:space="preserve">The wave of Homo sapiens whose descendants make up most of the world outside Africa leaves the continent.</w:t>
       </w:r>
     </w:p>
     <w:p>
@@ -196,7 +196,7 @@
         <w:t xml:space="preserve">~65,000-50,000 years ago. </w:t>
       </w:r>
       <w:r>
-        <w:t xml:space="preserve">Humans reach Australia by open-water voyage, by 50,000 years ago at the latest (the earlier date is argued) — the first meeting, on the water, between humans and dolphins.</w:t>
+        <w:t xml:space="preserve">Humans cross open water to reach Australia, certainly by 50,000 years ago and perhaps 15,000 years earlier (the older date is argued) — the first meeting, on the water, between humans and dolphins.</w:t>
       </w:r>
     </w:p>
     <w:p>
@@ -306,7 +306,7 @@
         <w:t xml:space="preserve">~3200 BCE. </w:t>
       </w:r>
       <w:r>
-        <w:t xml:space="preserve">Writing appears in Sumer as cuneiform; Egyptian hieroglyphs emerge at almost the same time.</w:t>
+        <w:t xml:space="preserve">Writing appears in Sumer as cuneiform, with Egyptian hieroglyphs close behind.</w:t>
       </w:r>
     </w:p>
     <w:p>
@@ -416,7 +416,7 @@
         <w:t xml:space="preserve">1259 BCE. </w:t>
       </w:r>
       <w:r>
-        <w:t xml:space="preserve">Egypt's Ramesses II and the Hittite king Hattusili III sign the oldest peace treaty whose full text survives.</w:t>
+        <w:t xml:space="preserve">A treaty between Egypt and the Hittite empire, agreed by Ramesses II and Hattusili III, becomes the oldest peace agreement whose full text has survived.</w:t>
       </w:r>
     </w:p>
     <w:p>
@@ -671,7 +671,7 @@
         <w:t xml:space="preserve">320-550 CE. </w:t>
       </w:r>
       <w:r>
-        <w:t xml:space="preserve">India's Gupta period. By 628 the mathematician Brahmagupta sets out rules for calculating with zero as a number in its own right.</w:t>
+        <w:t xml:space="preserve">India's Gupta period. In 628 Brahmagupta lays down rules for sums and products involving zero.</w:t>
       </w:r>
     </w:p>
     <w:p>
@@ -746,7 +746,7 @@
         <w:t xml:space="preserve">632 CE. </w:t>
       </w:r>
       <w:r>
-        <w:t xml:space="preserve">The prophet Muhammad dies; Islamic rule expands from the Iberian Peninsula to the borders of India within a century.</w:t>
+        <w:t xml:space="preserve">The prophet Muhammad dies; within a century Islamic rule reaches from Iberia to the frontier of India.</w:t>
       </w:r>
     </w:p>
     <w:p>
@@ -841,7 +841,7 @@
         <w:t xml:space="preserve">1095-1291. </w:t>
       </w:r>
       <w:r>
-        <w:t xml:space="preserve">The Crusades run in waves for close to two centuries; the last Crusader states fall by 1291.</w:t>
+        <w:t xml:space="preserve">The Crusades come in successive waves over almost two centuries; the last Crusader states fall by 1291.</w:t>
       </w:r>
     </w:p>
     <w:p>
@@ -913,6 +913,21 @@
           <w:b/>
           <w:bCs/>
         </w:rPr>
+        <w:t xml:space="preserve">1299. </w:t>
+      </w:r>
+      <w:r>
+        <w:t xml:space="preserve">Osman founds a small frontier principality in northwestern Anatolia, the beginning of the Ottoman Empire.</w:t>
+      </w:r>
+    </w:p>
+    <w:p>
+      <w:pPr>
+        <w:spacing w:after="200"/>
+      </w:pPr>
+      <w:r>
+        <w:rPr>
+          <w:b/>
+          <w:bCs/>
+        </w:rPr>
         <w:t xml:space="preserve">1324. </w:t>
       </w:r>
       <w:r>
@@ -931,7 +946,7 @@
         <w:t xml:space="preserve">1347-1352. </w:t>
       </w:r>
       <w:r>
-        <w:t xml:space="preserve">The Black Death, carried along the Silk Roads, kills a third to half of Europe's population.</w:t>
+        <w:t xml:space="preserve">The Black Death, which travels the Silk Roads, kills between a third and a half of the people in Europe.</w:t>
       </w:r>
     </w:p>
     <w:p>
@@ -976,7 +991,7 @@
         <w:t xml:space="preserve">1450. </w:t>
       </w:r>
       <w:r>
-        <w:t xml:space="preserve">Gutenberg's press, with movable metal type, begins printing in Mainz.</w:t>
+        <w:t xml:space="preserve">In Mainz, Gutenberg starts printing with movable metal type.</w:t>
       </w:r>
     </w:p>
     <w:p>
@@ -1006,7 +1021,7 @@
         <w:t xml:space="preserve">1453. </w:t>
       </w:r>
       <w:r>
-        <w:t xml:space="preserve">Constantinople falls; the Byzantine Empire ends.</w:t>
+        <w:t xml:space="preserve">Constantinople falls to the Ottomans; the Byzantine Empire ends.</w:t>
       </w:r>
     </w:p>
     <w:p>
@@ -1278,6 +1293,36 @@
           <w:b/>
           <w:bCs/>
         </w:rPr>
+        <w:t xml:space="preserve">1808-1826. </w:t>
+      </w:r>
+      <w:r>
+        <w:t xml:space="preserve">Napoleon's seizure of the Spanish throne sets off the wars of independence in Spanish America, which end with the empire's mainland colonies free.</w:t>
+      </w:r>
+    </w:p>
+    <w:p>
+      <w:pPr>
+        <w:spacing w:after="200"/>
+      </w:pPr>
+      <w:r>
+        <w:rPr>
+          <w:b/>
+          <w:bCs/>
+        </w:rPr>
+        <w:t xml:space="preserve">1825. </w:t>
+      </w:r>
+      <w:r>
+        <w:t xml:space="preserve">France forces Haiti, independent since 1804, to pay an indemnity for its former masters' lost property; the debt is still being serviced in the 1940s.</w:t>
+      </w:r>
+    </w:p>
+    <w:p>
+      <w:pPr>
+        <w:spacing w:after="200"/>
+      </w:pPr>
+      <w:r>
+        <w:rPr>
+          <w:b/>
+          <w:bCs/>
+        </w:rPr>
         <w:t xml:space="preserve">1830. </w:t>
       </w:r>
       <w:r>
@@ -1316,7 +1361,7 @@
         <w:t xml:space="preserve">1843. </w:t>
       </w:r>
       <w:r>
-        <w:t xml:space="preserve">Ada Lovelace publishes what is generally regarded as the first computer program.</w:t>
+        <w:t xml:space="preserve">Ada Lovelace publishes an algorithm for Babbage's unfinished engine, widely counted as the first computer program.</w:t>
       </w:r>
     </w:p>
     <w:p>
@@ -1421,7 +1466,7 @@
         <w:t xml:space="preserve">1868. </w:t>
       </w:r>
       <w:r>
-        <w:t xml:space="preserve">Japan's Meiji Restoration begins compressing a century of industrialization into a few decades.</w:t>
+        <w:t xml:space="preserve">The Meiji Restoration begins Japan's drive to industrialize in decades what Europe took a century to do.</w:t>
       </w:r>
     </w:p>
     <w:p>
@@ -1463,6 +1508,21 @@
           <w:b/>
           <w:bCs/>
         </w:rPr>
+        <w:t xml:space="preserve">1888. </w:t>
+      </w:r>
+      <w:r>
+        <w:t xml:space="preserve">Brazil, the last country in the Americas to do so, abolishes slavery.</w:t>
+      </w:r>
+    </w:p>
+    <w:p>
+      <w:pPr>
+        <w:spacing w:after="200"/>
+      </w:pPr>
+      <w:r>
+        <w:rPr>
+          <w:b/>
+          <w:bCs/>
+        </w:rPr>
         <w:t xml:space="preserve">1893-1920s. </w:t>
       </w:r>
       <w:r>
@@ -1496,7 +1556,7 @@
         <w:t xml:space="preserve">1896. </w:t>
       </w:r>
       <w:r>
-        <w:t xml:space="preserve">Theodor Herzl publishes The Jewish State; the first Zionist Congress follows in 1897. Svante Arrhenius calculates, by hand, that doubling atmospheric carbon dioxide would warm the planet.</w:t>
+        <w:t xml:space="preserve">Theodor Herzl publishes The Jewish State, and the first Zionist Congress follows in 1897. Svante Arrhenius estimates on paper how much a doubling of atmospheric carbon dioxide would warm the Earth.</w:t>
       </w:r>
     </w:p>
     <w:p>
@@ -1558,6 +1618,36 @@
           <w:b/>
           <w:bCs/>
         </w:rPr>
+        <w:t xml:space="preserve">1915. </w:t>
+      </w:r>
+      <w:r>
+        <w:t xml:space="preserve">The Ottoman government begins deporting and killing Armenians, a genocide that kills about a million people.</w:t>
+      </w:r>
+    </w:p>
+    <w:p>
+      <w:pPr>
+        <w:spacing w:after="200"/>
+      </w:pPr>
+      <w:r>
+        <w:rPr>
+          <w:b/>
+          <w:bCs/>
+        </w:rPr>
+        <w:t xml:space="preserve">1916-1923. </w:t>
+      </w:r>
+      <w:r>
+        <w:t xml:space="preserve">Britain and France divide the Ottoman Empire's Arab provinces; the sultanate ends in 1922, and the Turkish Republic is proclaimed in 1923.</w:t>
+      </w:r>
+    </w:p>
+    <w:p>
+      <w:pPr>
+        <w:spacing w:after="200"/>
+      </w:pPr>
+      <w:r>
+        <w:rPr>
+          <w:b/>
+          <w:bCs/>
+        </w:rPr>
         <w:t xml:space="preserve">1917-1924. </w:t>
       </w:r>
       <w:r>
@@ -1761,7 +1851,7 @@
         <w:t xml:space="preserve">1950. </w:t>
       </w:r>
       <w:r>
-        <w:t xml:space="preserve">Enrico Fermi asks his lunch-table question, since known as the Fermi Paradox.</w:t>
+        <w:t xml:space="preserve">Over lunch, Enrico Fermi asks where everybody is, a puzzle later named the Fermi Paradox.</w:t>
       </w:r>
     </w:p>
     <w:p>
@@ -1788,6 +1878,21 @@
           <w:b/>
           <w:bCs/>
         </w:rPr>
+        <w:t xml:space="preserve">1953. </w:t>
+      </w:r>
+      <w:r>
+        <w:t xml:space="preserve">British and American intelligence engineer the overthrow of Iran's elected prime minister, Mohammad Mosaddegh.</w:t>
+      </w:r>
+    </w:p>
+    <w:p>
+      <w:pPr>
+        <w:spacing w:after="200"/>
+      </w:pPr>
+      <w:r>
+        <w:rPr>
+          <w:b/>
+          <w:bCs/>
+        </w:rPr>
         <w:t xml:space="preserve">1957-1961. </w:t>
       </w:r>
       <w:r>
@@ -1833,6 +1938,21 @@
           <w:b/>
           <w:bCs/>
         </w:rPr>
+        <w:t xml:space="preserve">1959. </w:t>
+      </w:r>
+      <w:r>
+        <w:t xml:space="preserve">Fidel Castro's revolution takes power in Cuba.</w:t>
+      </w:r>
+    </w:p>
+    <w:p>
+      <w:pPr>
+        <w:spacing w:after="200"/>
+      </w:pPr>
+      <w:r>
+        <w:rPr>
+          <w:b/>
+          <w:bCs/>
+        </w:rPr>
         <w:t xml:space="preserve">1960. </w:t>
       </w:r>
       <w:r>
@@ -1896,7 +2016,7 @@
         <w:t xml:space="preserve">1965. </w:t>
       </w:r>
       <w:r>
-        <w:t xml:space="preserve">Gordon Moore observes that the number of components on a chip is doubling every year; in 1975 he revises it to every two years.</w:t>
+        <w:t xml:space="preserve">Gordon Moore notes that chips are packing in twice the components every year, a pace he revises in 1975 to every two years.</w:t>
       </w:r>
     </w:p>
     <w:p>
@@ -1938,6 +2058,21 @@
           <w:b/>
           <w:bCs/>
         </w:rPr>
+        <w:t xml:space="preserve">1973. </w:t>
+      </w:r>
+      <w:r>
+        <w:t xml:space="preserve">A military coup overthrows Chile's elected president, Salvador Allende; Augusto Pinochet's dictatorship lasts until 1990.</w:t>
+      </w:r>
+    </w:p>
+    <w:p>
+      <w:pPr>
+        <w:spacing w:after="200"/>
+      </w:pPr>
+      <w:r>
+        <w:rPr>
+          <w:b/>
+          <w:bCs/>
+        </w:rPr>
         <w:t xml:space="preserve">1975. </w:t>
       </w:r>
       <w:r>
@@ -1953,6 +2088,21 @@
           <w:b/>
           <w:bCs/>
         </w:rPr>
+        <w:t xml:space="preserve">1976-1983. </w:t>
+      </w:r>
+      <w:r>
+        <w:t xml:space="preserve">Argentina's junta disappears thousands of its citizens; its commanders are tried in 1985.</w:t>
+      </w:r>
+    </w:p>
+    <w:p>
+      <w:pPr>
+        <w:spacing w:after="200"/>
+      </w:pPr>
+      <w:r>
+        <w:rPr>
+          <w:b/>
+          <w:bCs/>
+        </w:rPr>
         <w:t xml:space="preserve">1977. </w:t>
       </w:r>
       <w:r>
@@ -1983,6 +2133,21 @@
           <w:b/>
           <w:bCs/>
         </w:rPr>
+        <w:t xml:space="preserve">1979. </w:t>
+      </w:r>
+      <w:r>
+        <w:t xml:space="preserve">A revolution overthrows Iran's Shah and creates a clerical republic.</w:t>
+      </w:r>
+    </w:p>
+    <w:p>
+      <w:pPr>
+        <w:spacing w:after="200"/>
+      </w:pPr>
+      <w:r>
+        <w:rPr>
+          <w:b/>
+          <w:bCs/>
+        </w:rPr>
         <w:t xml:space="preserve">1980. </w:t>
       </w:r>
       <w:r>
@@ -1998,6 +2163,21 @@
           <w:b/>
           <w:bCs/>
         </w:rPr>
+        <w:t xml:space="preserve">1980-1988. </w:t>
+      </w:r>
+      <w:r>
+        <w:t xml:space="preserve">Iraq invades Iran; the eight-year war kills hundreds of thousands of people.</w:t>
+      </w:r>
+    </w:p>
+    <w:p>
+      <w:pPr>
+        <w:spacing w:after="200"/>
+      </w:pPr>
+      <w:r>
+        <w:rPr>
+          <w:b/>
+          <w:bCs/>
+        </w:rPr>
         <w:t xml:space="preserve">1986. </w:t>
       </w:r>
       <w:r>
@@ -2047,6 +2227,21 @@
       </w:r>
       <w:r>
         <w:t xml:space="preserve">Nelson Mandela is released after 27 years' imprisonment. The Soviet Union dissolves.</w:t>
+      </w:r>
+    </w:p>
+    <w:p>
+      <w:pPr>
+        <w:spacing w:after="200"/>
+      </w:pPr>
+      <w:r>
+        <w:rPr>
+          <w:b/>
+          <w:bCs/>
+        </w:rPr>
+        <w:t xml:space="preserve">1994. </w:t>
+      </w:r>
+      <w:r>
+        <w:t xml:space="preserve">Over some three months, between half a million and 800,000 Tutsi and moderate Hutu are murdered in Rwanda's genocide.</w:t>
       </w:r>
     </w:p>
     <w:p>
@@ -2186,7 +2381,7 @@
         <w:t xml:space="preserve">2023. </w:t>
       </w:r>
       <w:r>
-        <w:t xml:space="preserve">India passes China as the world's most populous country and lands a probe near the Moon's south pole.</w:t>
+        <w:t xml:space="preserve">India becomes the most populous country on Earth, overtaking China, and puts Chandrayaan-3 down near the lunar south pole.</w:t>
       </w:r>
     </w:p>
     <w:p>

--- a/The Dolphins' View of History/chapters/A Timeline - For Humans Who Like Their History in Order.docx
+++ b/The Dolphins' View of History/chapters/A Timeline - For Humans Who Like Their History in Order.docx
@@ -9,6 +9,7 @@
         <w:jc w:val="center"/>
         <w:outlineLvl w:val="0"/>
       </w:pPr>
+      <w:bookmarkStart w:name="_Chapter047" w:id="1"/>
       <w:r>
         <w:rPr>
           <w:rFonts w:ascii="Amazon Ember" w:cs="Amazon Ember" w:eastAsia="Amazon Ember" w:hAnsi="Amazon Ember"/>
@@ -20,6 +21,7 @@
         </w:rPr>
         <w:t xml:space="preserve">A Timeline — For Humans Who Like Their History in Order</w:t>
       </w:r>
+      <w:bookmarkEnd w:id="1"/>
     </w:p>
     <w:p>
       <w:pPr>
@@ -178,7 +180,7 @@
           <w:b/>
           <w:bCs/>
         </w:rPr>
-        <w:t xml:space="preserve">~70,000-50,000 years ago. </w:t>
+        <w:t xml:space="preserve">~70,000–50,000 years ago. </w:t>
       </w:r>
       <w:r>
         <w:t xml:space="preserve">The wave of Homo sapiens whose descendants make up most of the world outside Africa leaves the continent.</w:t>
@@ -193,7 +195,7 @@
           <w:b/>
           <w:bCs/>
         </w:rPr>
-        <w:t xml:space="preserve">~65,000-50,000 years ago. </w:t>
+        <w:t xml:space="preserve">~65,000–50,000 years ago. </w:t>
       </w:r>
       <w:r>
         <w:t xml:space="preserve">Humans cross open water to reach Australia, certainly by 50,000 years ago and perhaps 15,000 years earlier (the older date is argued) — the first meeting, on the water, between humans and dolphins.</w:t>
@@ -276,7 +278,7 @@
         <w:t xml:space="preserve">~9600 BCE. </w:t>
       </w:r>
       <w:r>
-        <w:t xml:space="preserve">Hunter-gatherers raise the carved pillars of Göbekli Tepe, in today's Turkey, before any fully domesticated crop.</w:t>
+        <w:t xml:space="preserve">Hunter-gatherers raise the carved pillars of Göbekli Tepe, in today’s Turkey, before any fully domesticated crop.</w:t>
       </w:r>
     </w:p>
     <w:p>
@@ -351,7 +353,7 @@
         <w:t xml:space="preserve">~2300 BCE. </w:t>
       </w:r>
       <w:r>
-        <w:t xml:space="preserve">Sargon of Akkad (traditionally dated 2334 BCE) conquers the Sumerian city-states and holds them as one state — arguably history's first empire.</w:t>
+        <w:t xml:space="preserve">Sargon of Akkad (traditionally dated 2334 BCE) conquers the Sumerian city-states and holds them as one state — arguably history’s first empire.</w:t>
       </w:r>
     </w:p>
     <w:p>
@@ -401,7 +403,7 @@
         <w:t xml:space="preserve">~1600 BCE. </w:t>
       </w:r>
       <w:r>
-        <w:t xml:space="preserve">China's Shang dynasty begins; its oracle bones carry the earliest confirmed Chinese writing.</w:t>
+        <w:t xml:space="preserve">China’s Shang dynasty begins; its oracle bones carry the earliest confirmed Chinese writing.</w:t>
       </w:r>
     </w:p>
     <w:p>
@@ -431,7 +433,7 @@
         <w:t xml:space="preserve">1046 BCE. </w:t>
       </w:r>
       <w:r>
-        <w:t xml:space="preserve">China's Zhou dynasty introduces the Mandate of Heaven.</w:t>
+        <w:t xml:space="preserve">China’s Zhou dynasty introduces the Mandate of Heaven.</w:t>
       </w:r>
     </w:p>
     <w:p>
@@ -461,7 +463,7 @@
         <w:t xml:space="preserve">586 BCE. </w:t>
       </w:r>
       <w:r>
-        <w:t xml:space="preserve">Babylon destroys Jerusalem's First Temple and exiles the kingdom of Judah.</w:t>
+        <w:t xml:space="preserve">Babylon destroys Jerusalem’s First Temple and exiles the kingdom of Judah.</w:t>
       </w:r>
     </w:p>
     <w:p>
@@ -476,7 +478,7 @@
         <w:t xml:space="preserve">~538 BCE. </w:t>
       </w:r>
       <w:r>
-        <w:t xml:space="preserve">Persia's Cyrus the Great lets the Jewish exiles return.</w:t>
+        <w:t xml:space="preserve">Persia’s Cyrus the Great lets the Jewish exiles return.</w:t>
       </w:r>
     </w:p>
     <w:p>
@@ -506,7 +508,7 @@
         <w:t xml:space="preserve">508 BCE. </w:t>
       </w:r>
       <w:r>
-        <w:t xml:space="preserve">Cleisthenes' reforms found Athenian democracy.</w:t>
+        <w:t xml:space="preserve">Cleisthenes’ reforms found Athenian democracy.</w:t>
       </w:r>
     </w:p>
     <w:p>
@@ -533,7 +535,7 @@
           <w:b/>
           <w:bCs/>
         </w:rPr>
-        <w:t xml:space="preserve">431-404 BCE. </w:t>
+        <w:t xml:space="preserve">431–404 BCE. </w:t>
       </w:r>
       <w:r>
         <w:t xml:space="preserve">The Peloponnesian War ends with Athens defeated and its democracy briefly overthrown.</w:t>
@@ -593,10 +595,10 @@
           <w:b/>
           <w:bCs/>
         </w:rPr>
-        <w:t xml:space="preserve">49-27 BCE. </w:t>
-      </w:r>
-      <w:r>
-        <w:t xml:space="preserve">Julius Caesar crosses the Rubicon, is assassinated five years later, and Rome's Republic gives way to Octavian's empire as Augustus.</w:t>
+        <w:t xml:space="preserve">49–27 BCE. </w:t>
+      </w:r>
+      <w:r>
+        <w:t xml:space="preserve">Julius Caesar crosses the Rubicon, is assassinated five years later, and Rome’s Republic gives way to Octavian’s empire as Augustus.</w:t>
       </w:r>
     </w:p>
     <w:p>
@@ -623,10 +625,10 @@
           <w:b/>
           <w:bCs/>
         </w:rPr>
-        <w:t xml:space="preserve">66-70 CE. </w:t>
-      </w:r>
-      <w:r>
-        <w:t xml:space="preserve">A Jewish revolt against Rome ends with the destruction of Jerusalem's Second Temple.</w:t>
+        <w:t xml:space="preserve">66–70 CE. </w:t>
+      </w:r>
+      <w:r>
+        <w:t xml:space="preserve">A Jewish revolt against Rome ends with the destruction of Jerusalem’s Second Temple.</w:t>
       </w:r>
     </w:p>
     <w:p>
@@ -656,22 +658,22 @@
         <w:t xml:space="preserve">313 CE. </w:t>
       </w:r>
       <w:r>
-        <w:t xml:space="preserve">Constantine's Edict of Milan legalizes Christianity in the Roman Empire.</w:t>
-      </w:r>
-    </w:p>
-    <w:p>
-      <w:pPr>
-        <w:spacing w:after="200"/>
-      </w:pPr>
-      <w:r>
-        <w:rPr>
-          <w:b/>
-          <w:bCs/>
-        </w:rPr>
-        <w:t xml:space="preserve">320-550 CE. </w:t>
-      </w:r>
-      <w:r>
-        <w:t xml:space="preserve">India's Gupta period. In 628 Brahmagupta lays down rules for sums and products involving zero.</w:t>
+        <w:t xml:space="preserve">Constantine’s Edict of Milan legalizes Christianity in the Roman Empire.</w:t>
+      </w:r>
+    </w:p>
+    <w:p>
+      <w:pPr>
+        <w:spacing w:after="200"/>
+      </w:pPr>
+      <w:r>
+        <w:rPr>
+          <w:b/>
+          <w:bCs/>
+        </w:rPr>
+        <w:t xml:space="preserve">320–550 CE. </w:t>
+      </w:r>
+      <w:r>
+        <w:t xml:space="preserve">India’s Gupta period. In 628 Brahmagupta lays down rules for sums and products involving zero.</w:t>
       </w:r>
     </w:p>
     <w:p>
@@ -701,7 +703,7 @@
         <w:t xml:space="preserve">380 CE. </w:t>
       </w:r>
       <w:r>
-        <w:t xml:space="preserve">Christianity becomes the Roman Empire's official religion.</w:t>
+        <w:t xml:space="preserve">Christianity becomes the Roman Empire’s official religion.</w:t>
       </w:r>
     </w:p>
     <w:p>
@@ -716,22 +718,22 @@
         <w:t xml:space="preserve">395/476 CE. </w:t>
       </w:r>
       <w:r>
-        <w:t xml:space="preserve">Rome splits into Western and Eastern halves; the Western half's last emperor is deposed in 476. The Eastern half continues another thousand years as Byzantium.</w:t>
-      </w:r>
-    </w:p>
-    <w:p>
-      <w:pPr>
-        <w:spacing w:after="200"/>
-      </w:pPr>
-      <w:r>
-        <w:rPr>
-          <w:b/>
-          <w:bCs/>
-        </w:rPr>
-        <w:t xml:space="preserve">581-605 CE. </w:t>
-      </w:r>
-      <w:r>
-        <w:t xml:space="preserve">China's Sui dynasty takes power, reunifies the country in 589, and introduces the imperial civil service examination.</w:t>
+        <w:t xml:space="preserve">Rome splits into Western and Eastern halves; the Western half’s last emperor is deposed in 476. The Eastern half continues another thousand years as Byzantium.</w:t>
+      </w:r>
+    </w:p>
+    <w:p>
+      <w:pPr>
+        <w:spacing w:after="200"/>
+      </w:pPr>
+      <w:r>
+        <w:rPr>
+          <w:b/>
+          <w:bCs/>
+        </w:rPr>
+        <w:t xml:space="preserve">581–605 CE. </w:t>
+      </w:r>
+      <w:r>
+        <w:t xml:space="preserve">China’s Sui dynasty takes power, reunifies the country in 589, and introduces the imperial civil service examination.</w:t>
       </w:r>
     </w:p>
     <w:p>
@@ -808,7 +810,7 @@
           <w:b/>
           <w:bCs/>
         </w:rPr>
-        <w:t xml:space="preserve">800-950 CE. </w:t>
+        <w:t xml:space="preserve">800–950 CE. </w:t>
       </w:r>
       <w:r>
         <w:t xml:space="preserve">The great Maya cities are abandoned.</w:t>
@@ -838,7 +840,7 @@
           <w:b/>
           <w:bCs/>
         </w:rPr>
-        <w:t xml:space="preserve">1095-1291. </w:t>
+        <w:t xml:space="preserve">1095–1291. </w:t>
       </w:r>
       <w:r>
         <w:t xml:space="preserve">The Crusades come in successive waves over almost two centuries; the last Crusader states fall by 1291.</w:t>
@@ -943,7 +945,7 @@
           <w:b/>
           <w:bCs/>
         </w:rPr>
-        <w:t xml:space="preserve">1347-1352. </w:t>
+        <w:t xml:space="preserve">1347–1352. </w:t>
       </w:r>
       <w:r>
         <w:t xml:space="preserve">The Black Death, which travels the Silk Roads, kills between a third and a half of the people in Europe.</w:t>
@@ -961,22 +963,22 @@
         <w:t xml:space="preserve">1368. </w:t>
       </w:r>
       <w:r>
-        <w:t xml:space="preserve">China's Ming dynasty drives the Mongols out.</w:t>
-      </w:r>
-    </w:p>
-    <w:p>
-      <w:pPr>
-        <w:spacing w:after="200"/>
-      </w:pPr>
-      <w:r>
-        <w:rPr>
-          <w:b/>
-          <w:bCs/>
-        </w:rPr>
-        <w:t xml:space="preserve">1405-1433. </w:t>
-      </w:r>
-      <w:r>
-        <w:t xml:space="preserve">Ming China sends Zheng He's treasure fleets as far as Africa and Arabia.</w:t>
+        <w:t xml:space="preserve">China’s Ming dynasty drives the Mongols out.</w:t>
+      </w:r>
+    </w:p>
+    <w:p>
+      <w:pPr>
+        <w:spacing w:after="200"/>
+      </w:pPr>
+      <w:r>
+        <w:rPr>
+          <w:b/>
+          <w:bCs/>
+        </w:rPr>
+        <w:t xml:space="preserve">1405–1433. </w:t>
+      </w:r>
+      <w:r>
+        <w:t xml:space="preserve">Ming China sends Zheng He’s treasure fleets as far as Africa and Arabia.</w:t>
       </w:r>
     </w:p>
     <w:p>
@@ -1033,10 +1035,10 @@
           <w:b/>
           <w:bCs/>
         </w:rPr>
-        <w:t xml:space="preserve">1488-1498. </w:t>
-      </w:r>
-      <w:r>
-        <w:t xml:space="preserve">Dias rounds Africa's southern tip; da Gama reaches India by sea, breaking the old overland spice monopoly.</w:t>
+        <w:t xml:space="preserve">1488–1498. </w:t>
+      </w:r>
+      <w:r>
+        <w:t xml:space="preserve">Dias rounds Africa’s southern tip; da Gama reaches India by sea, breaking the old overland spice monopoly.</w:t>
       </w:r>
     </w:p>
     <w:p>
@@ -1098,7 +1100,7 @@
           <w:b/>
           <w:bCs/>
         </w:rPr>
-        <w:t xml:space="preserve">1519-1521. </w:t>
+        <w:t xml:space="preserve">1519–1521. </w:t>
       </w:r>
       <w:r>
         <w:t xml:space="preserve">Cortés conquers the Aztec capital, Tenochtitlan.</w:t>
@@ -1116,7 +1118,7 @@
         <w:t xml:space="preserve">1522. </w:t>
       </w:r>
       <w:r>
-        <w:t xml:space="preserve">Magellan's expedition completes the first circumnavigation of the globe.</w:t>
+        <w:t xml:space="preserve">Magellan’s expedition completes the first circumnavigation of the globe.</w:t>
       </w:r>
     </w:p>
     <w:p>
@@ -1143,25 +1145,25 @@
           <w:b/>
           <w:bCs/>
         </w:rPr>
-        <w:t xml:space="preserve">1543-1687. </w:t>
-      </w:r>
-      <w:r>
-        <w:t xml:space="preserve">Copernicus, Galileo, and Newton build the Scientific Revolution's method of testing claims against evidence.</w:t>
-      </w:r>
-    </w:p>
-    <w:p>
-      <w:pPr>
-        <w:spacing w:after="200"/>
-      </w:pPr>
-      <w:r>
-        <w:rPr>
-          <w:b/>
-          <w:bCs/>
-        </w:rPr>
-        <w:t xml:space="preserve">1600-1607. </w:t>
-      </w:r>
-      <w:r>
-        <w:t xml:space="preserve">England's East India Company is chartered; Jamestown is founded.</w:t>
+        <w:t xml:space="preserve">1543–1687. </w:t>
+      </w:r>
+      <w:r>
+        <w:t xml:space="preserve">Copernicus, Galileo, and Newton build the Scientific Revolution’s method of testing claims against evidence.</w:t>
+      </w:r>
+    </w:p>
+    <w:p>
+      <w:pPr>
+        <w:spacing w:after="200"/>
+      </w:pPr>
+      <w:r>
+        <w:rPr>
+          <w:b/>
+          <w:bCs/>
+        </w:rPr>
+        <w:t xml:space="preserve">1600–1607. </w:t>
+      </w:r>
+      <w:r>
+        <w:t xml:space="preserve">England’s East India Company is chartered; Jamestown is founded.</w:t>
       </w:r>
     </w:p>
     <w:p>
@@ -1233,10 +1235,10 @@
           <w:b/>
           <w:bCs/>
         </w:rPr>
-        <w:t xml:space="preserve">1789-1793. </w:t>
-      </w:r>
-      <w:r>
-        <w:t xml:space="preserve">The French Revolution begins, proclaims universal rights that mean, on close reading, men's rights, and ends the king's rule at the guillotine.</w:t>
+        <w:t xml:space="preserve">1789–1793. </w:t>
+      </w:r>
+      <w:r>
+        <w:t xml:space="preserve">The French Revolution begins, proclaims universal rights that mean, on close reading, men’s rights, and ends the king’s rule at the guillotine.</w:t>
       </w:r>
     </w:p>
     <w:p>
@@ -1251,7 +1253,7 @@
         <w:t xml:space="preserve">1793. </w:t>
       </w:r>
       <w:r>
-        <w:t xml:space="preserve">The cotton gin is invented; Olympe de Gouges, who had written a parallel declaration of women's rights, is guillotined.</w:t>
+        <w:t xml:space="preserve">The cotton gin is invented; Olympe de Gouges, who had written a parallel declaration of women’s rights, is guillotined.</w:t>
       </w:r>
     </w:p>
     <w:p>
@@ -1266,7 +1268,7 @@
         <w:t xml:space="preserve">1796. </w:t>
       </w:r>
       <w:r>
-        <w:t xml:space="preserve">Edward Jenner's smallpox vaccine grows out of a folk observation about milkmaids and cowpox.</w:t>
+        <w:t xml:space="preserve">Edward Jenner’s smallpox vaccine grows out of a folk observation about milkmaids and cowpox.</w:t>
       </w:r>
     </w:p>
     <w:p>
@@ -1293,10 +1295,10 @@
           <w:b/>
           <w:bCs/>
         </w:rPr>
-        <w:t xml:space="preserve">1808-1826. </w:t>
-      </w:r>
-      <w:r>
-        <w:t xml:space="preserve">Napoleon's seizure of the Spanish throne sets off the wars of independence in Spanish America, which end with the empire's mainland colonies free.</w:t>
+        <w:t xml:space="preserve">1808–1826. </w:t>
+      </w:r>
+      <w:r>
+        <w:t xml:space="preserve">Napoleon’s seizure of the Spanish throne sets off the wars of independence in Spanish America, which end with the empire’s mainland colonies free.</w:t>
       </w:r>
     </w:p>
     <w:p>
@@ -1311,7 +1313,7 @@
         <w:t xml:space="preserve">1825. </w:t>
       </w:r>
       <w:r>
-        <w:t xml:space="preserve">France forces Haiti, independent since 1804, to pay an indemnity for its former masters' lost property; the debt is still being serviced in the 1940s.</w:t>
+        <w:t xml:space="preserve">France forces Haiti, independent since 1804, to pay an indemnity for its former masters’ lost property; the debt is still being serviced in the 1940s.</w:t>
       </w:r>
     </w:p>
     <w:p>
@@ -1361,22 +1363,22 @@
         <w:t xml:space="preserve">1843. </w:t>
       </w:r>
       <w:r>
-        <w:t xml:space="preserve">Ada Lovelace publishes an algorithm for Babbage's unfinished engine, widely counted as the first computer program.</w:t>
-      </w:r>
-    </w:p>
-    <w:p>
-      <w:pPr>
-        <w:spacing w:after="200"/>
-      </w:pPr>
-      <w:r>
-        <w:rPr>
-          <w:b/>
-          <w:bCs/>
-        </w:rPr>
-        <w:t xml:space="preserve">1846-1854. </w:t>
-      </w:r>
-      <w:r>
-        <w:t xml:space="preserve">Ether anesthesia, Semmelweis's handwashing insight, and John Snow's cholera map transform medicine within one generation.</w:t>
+        <w:t xml:space="preserve">Ada Lovelace publishes an algorithm for Babbage’s unfinished engine, widely counted as the first computer program.</w:t>
+      </w:r>
+    </w:p>
+    <w:p>
+      <w:pPr>
+        <w:spacing w:after="200"/>
+      </w:pPr>
+      <w:r>
+        <w:rPr>
+          <w:b/>
+          <w:bCs/>
+        </w:rPr>
+        <w:t xml:space="preserve">1846–1854. </w:t>
+      </w:r>
+      <w:r>
+        <w:t xml:space="preserve">Ether anesthesia, Semmelweis’s handwashing insight, and John Snow’s cholera map transform medicine within one generation.</w:t>
       </w:r>
     </w:p>
     <w:p>
@@ -1391,7 +1393,7 @@
         <w:t xml:space="preserve">1848. </w:t>
       </w:r>
       <w:r>
-        <w:t xml:space="preserve">The Seneca Falls Convention drafts a declaration of women's equality.</w:t>
+        <w:t xml:space="preserve">The Seneca Falls Convention drafts a declaration of women’s equality.</w:t>
       </w:r>
     </w:p>
     <w:p>
@@ -1448,7 +1450,7 @@
           <w:b/>
           <w:bCs/>
         </w:rPr>
-        <w:t xml:space="preserve">1861-1865. </w:t>
+        <w:t xml:space="preserve">1861–1865. </w:t>
       </w:r>
       <w:r>
         <w:t xml:space="preserve">The American Civil War is fought; the Emancipation Proclamation takes effect in 1863, and the Thirteenth Amendment abolishes slavery in 1865.</w:t>
@@ -1466,7 +1468,7 @@
         <w:t xml:space="preserve">1868. </w:t>
       </w:r>
       <w:r>
-        <w:t xml:space="preserve">The Meiji Restoration begins Japan's drive to industrialize in decades what Europe took a century to do.</w:t>
+        <w:t xml:space="preserve">The Meiji Restoration begins Japan’s drive to industrialize in decades what Europe took a century to do.</w:t>
       </w:r>
     </w:p>
     <w:p>
@@ -1526,7 +1528,7 @@
         <w:t xml:space="preserve">1893-1920s. </w:t>
       </w:r>
       <w:r>
-        <w:t xml:space="preserve">Women's suffrage spreads through Western democracies, starting with New Zealand.</w:t>
+        <w:t xml:space="preserve">Women’s suffrage spreads through Western democracies, starting with New Zealand.</w:t>
       </w:r>
     </w:p>
     <w:p>
@@ -1603,10 +1605,10 @@
           <w:b/>
           <w:bCs/>
         </w:rPr>
-        <w:t xml:space="preserve">1914-1918. </w:t>
-      </w:r>
-      <w:r>
-        <w:t xml:space="preserve">Archduke Franz Ferdinand's assassination triggers the First World War; it ends with four empires destroyed and ten million soldiers dead.</w:t>
+        <w:t xml:space="preserve">1914–1918. </w:t>
+      </w:r>
+      <w:r>
+        <w:t xml:space="preserve">Archduke Franz Ferdinand’s assassination triggers the First World War; it ends with four empires destroyed and ten million soldiers dead.</w:t>
       </w:r>
     </w:p>
     <w:p>
@@ -1633,37 +1635,37 @@
           <w:b/>
           <w:bCs/>
         </w:rPr>
-        <w:t xml:space="preserve">1916-1923. </w:t>
-      </w:r>
-      <w:r>
-        <w:t xml:space="preserve">Britain and France divide the Ottoman Empire's Arab provinces; the sultanate ends in 1922, and the Turkish Republic is proclaimed in 1923.</w:t>
-      </w:r>
-    </w:p>
-    <w:p>
-      <w:pPr>
-        <w:spacing w:after="200"/>
-      </w:pPr>
-      <w:r>
-        <w:rPr>
-          <w:b/>
-          <w:bCs/>
-        </w:rPr>
-        <w:t xml:space="preserve">1917-1924. </w:t>
-      </w:r>
-      <w:r>
-        <w:t xml:space="preserve">The Russian Revolution ends the czarist autocracy; Lenin's death in 1924 opens the succession struggle Stalin wins.</w:t>
-      </w:r>
-    </w:p>
-    <w:p>
-      <w:pPr>
-        <w:spacing w:after="200"/>
-      </w:pPr>
-      <w:r>
-        <w:rPr>
-          <w:b/>
-          <w:bCs/>
-        </w:rPr>
-        <w:t xml:space="preserve">1918-1920. </w:t>
+        <w:t xml:space="preserve">1916–1923. </w:t>
+      </w:r>
+      <w:r>
+        <w:t xml:space="preserve">Britain and France divide the Ottoman Empire’s Arab provinces; the sultanate ends in 1922, and the Turkish Republic is proclaimed in 1923.</w:t>
+      </w:r>
+    </w:p>
+    <w:p>
+      <w:pPr>
+        <w:spacing w:after="200"/>
+      </w:pPr>
+      <w:r>
+        <w:rPr>
+          <w:b/>
+          <w:bCs/>
+        </w:rPr>
+        <w:t xml:space="preserve">1917–1924. </w:t>
+      </w:r>
+      <w:r>
+        <w:t xml:space="preserve">The Russian Revolution ends the czarist autocracy; Lenin’s death in 1924 opens the succession struggle Stalin wins.</w:t>
+      </w:r>
+    </w:p>
+    <w:p>
+      <w:pPr>
+        <w:spacing w:after="200"/>
+      </w:pPr>
+      <w:r>
+        <w:rPr>
+          <w:b/>
+          <w:bCs/>
+        </w:rPr>
+        <w:t xml:space="preserve">1918–1920. </w:t>
       </w:r>
       <w:r>
         <w:t xml:space="preserve">An influenza pandemic, misnamed the Spanish flu, kills an estimated 17 to 50 million people, perhaps more.</w:t>
@@ -1681,7 +1683,7 @@
         <w:t xml:space="preserve">1919. </w:t>
       </w:r>
       <w:r>
-        <w:t xml:space="preserve">The Treaty of Versailles is signed; Eddington's eclipse expedition confirms Einstein's general relativity.</w:t>
+        <w:t xml:space="preserve">The Treaty of Versailles is signed; Eddington’s eclipse expedition confirms Einstein’s general relativity.</w:t>
       </w:r>
     </w:p>
     <w:p>
@@ -1708,7 +1710,7 @@
           <w:b/>
           <w:bCs/>
         </w:rPr>
-        <w:t xml:space="preserve">1931-1937. </w:t>
+        <w:t xml:space="preserve">1931–1937. </w:t>
       </w:r>
       <w:r>
         <w:t xml:space="preserve">Japan invades Manchuria, then China.</w:t>
@@ -1726,34 +1728,34 @@
         <w:t xml:space="preserve">1933. </w:t>
       </w:r>
       <w:r>
-        <w:t xml:space="preserve">Adolf Hitler is appointed chancellor of Germany. The Soviet Union's early-1930s forced collectivization has, by now, brought it famine.</w:t>
-      </w:r>
-    </w:p>
-    <w:p>
-      <w:pPr>
-        <w:spacing w:after="200"/>
-      </w:pPr>
-      <w:r>
-        <w:rPr>
-          <w:b/>
-          <w:bCs/>
-        </w:rPr>
-        <w:t xml:space="preserve">1936-1939. </w:t>
-      </w:r>
-      <w:r>
-        <w:t xml:space="preserve">The Spanish Civil War is fought; Franco's victory opens a dictatorship lasting until 1975.</w:t>
-      </w:r>
-    </w:p>
-    <w:p>
-      <w:pPr>
-        <w:spacing w:after="200"/>
-      </w:pPr>
-      <w:r>
-        <w:rPr>
-          <w:b/>
-          <w:bCs/>
-        </w:rPr>
-        <w:t xml:space="preserve">1939-1945. </w:t>
+        <w:t xml:space="preserve">Adolf Hitler is appointed chancellor of Germany. The Soviet Union’s early-1930s forced collectivization has, by now, brought it famine.</w:t>
+      </w:r>
+    </w:p>
+    <w:p>
+      <w:pPr>
+        <w:spacing w:after="200"/>
+      </w:pPr>
+      <w:r>
+        <w:rPr>
+          <w:b/>
+          <w:bCs/>
+        </w:rPr>
+        <w:t xml:space="preserve">1936–1939. </w:t>
+      </w:r>
+      <w:r>
+        <w:t xml:space="preserve">The Spanish Civil War is fought; Franco’s victory opens a dictatorship lasting until 1975.</w:t>
+      </w:r>
+    </w:p>
+    <w:p>
+      <w:pPr>
+        <w:spacing w:after="200"/>
+      </w:pPr>
+      <w:r>
+        <w:rPr>
+          <w:b/>
+          <w:bCs/>
+        </w:rPr>
+        <w:t xml:space="preserve">1939–1945. </w:t>
       </w:r>
       <w:r>
         <w:t xml:space="preserve">The Second World War is fought. The Holocaust murders an estimated six million Jews. Atomic bombs fall on Hiroshima and Nagasaki; Japan surrenders.</w:t>
@@ -1783,7 +1785,7 @@
           <w:b/>
           <w:bCs/>
         </w:rPr>
-        <w:t xml:space="preserve">1947-1948. </w:t>
+        <w:t xml:space="preserve">1947–1948. </w:t>
       </w:r>
       <w:r>
         <w:t xml:space="preserve">India and Pakistan gain independence; the UN proposes partitioning Palestine; Israel declares independence.</w:t>
@@ -1816,7 +1818,7 @@
         <w:t xml:space="preserve">1949. </w:t>
       </w:r>
       <w:r>
-        <w:t xml:space="preserve">Mao Zedong's Communist Party wins China's civil war.</w:t>
+        <w:t xml:space="preserve">Mao Zedong’s Communist Party wins China’s civil war.</w:t>
       </w:r>
     </w:p>
     <w:p>
@@ -1863,7 +1865,7 @@
           <w:b/>
           <w:bCs/>
         </w:rPr>
-        <w:t xml:space="preserve">1950-1953. </w:t>
+        <w:t xml:space="preserve">1950–1953. </w:t>
       </w:r>
       <w:r>
         <w:t xml:space="preserve">The Korean War splits a peninsula still divided today.</w:t>
@@ -1881,19 +1883,19 @@
         <w:t xml:space="preserve">1953. </w:t>
       </w:r>
       <w:r>
-        <w:t xml:space="preserve">British and American intelligence engineer the overthrow of Iran's elected prime minister, Mohammad Mosaddegh.</w:t>
-      </w:r>
-    </w:p>
-    <w:p>
-      <w:pPr>
-        <w:spacing w:after="200"/>
-      </w:pPr>
-      <w:r>
-        <w:rPr>
-          <w:b/>
-          <w:bCs/>
-        </w:rPr>
-        <w:t xml:space="preserve">1957-1961. </w:t>
+        <w:t xml:space="preserve">British and American intelligence engineer the overthrow of Iran’s elected prime minister, Mohammad Mosaddegh.</w:t>
+      </w:r>
+    </w:p>
+    <w:p>
+      <w:pPr>
+        <w:spacing w:after="200"/>
+      </w:pPr>
+      <w:r>
+        <w:rPr>
+          <w:b/>
+          <w:bCs/>
+        </w:rPr>
+        <w:t xml:space="preserve">1957–1961. </w:t>
       </w:r>
       <w:r>
         <w:t xml:space="preserve">Sputnik opens the Space Race; Gagarin becomes the first human in orbit in 1961.</w:t>
@@ -1908,10 +1910,10 @@
           <w:b/>
           <w:bCs/>
         </w:rPr>
-        <w:t xml:space="preserve">1958-1961. </w:t>
-      </w:r>
-      <w:r>
-        <w:t xml:space="preserve">China's Great Leap Forward produces a famine among the deadliest in recorded history.</w:t>
+        <w:t xml:space="preserve">1958–1961. </w:t>
+      </w:r>
+      <w:r>
+        <w:t xml:space="preserve">China’s Great Leap Forward produces a famine among the deadliest in recorded history.</w:t>
       </w:r>
     </w:p>
     <w:p>
@@ -1941,7 +1943,7 @@
         <w:t xml:space="preserve">1959. </w:t>
       </w:r>
       <w:r>
-        <w:t xml:space="preserve">Fidel Castro's revolution takes power in Cuba.</w:t>
+        <w:t xml:space="preserve">Fidel Castro’s revolution takes power in Cuba.</w:t>
       </w:r>
     </w:p>
     <w:p>
@@ -1956,7 +1958,7 @@
         <w:t xml:space="preserve">1960. </w:t>
       </w:r>
       <w:r>
-        <w:t xml:space="preserve">Seventeen African countries gain independence in a single year, the crest of decolonization's wave.</w:t>
+        <w:t xml:space="preserve">Seventeen African countries gain independence in a single year, the crest of decolonization’s wave.</w:t>
       </w:r>
     </w:p>
     <w:p>
@@ -1998,7 +2000,7 @@
           <w:b/>
           <w:bCs/>
         </w:rPr>
-        <w:t xml:space="preserve">1963-1965. </w:t>
+        <w:t xml:space="preserve">1963–1965. </w:t>
       </w:r>
       <w:r>
         <w:t xml:space="preserve">The US civil rights movement wins the March on Washington, the Civil Rights Act, and the Voting Rights Act.</w:t>
@@ -2028,10 +2030,10 @@
           <w:b/>
           <w:bCs/>
         </w:rPr>
-        <w:t xml:space="preserve">1966-1976. </w:t>
-      </w:r>
-      <w:r>
-        <w:t xml:space="preserve">China's Cultural Revolution turns the state against its own institutions and culture.</w:t>
+        <w:t xml:space="preserve">1966–1976. </w:t>
+      </w:r>
+      <w:r>
+        <w:t xml:space="preserve">China’s Cultural Revolution turns the state against its own institutions and culture.</w:t>
       </w:r>
     </w:p>
     <w:p>
@@ -2046,7 +2048,7 @@
         <w:t xml:space="preserve">1969. </w:t>
       </w:r>
       <w:r>
-        <w:t xml:space="preserve">Apollo 11 lands the first humans on the Moon. The Stonewall riots mark a turning point for gay rights. ARPANET, the internet's ancestor, connects its first four computers.</w:t>
+        <w:t xml:space="preserve">Apollo 11 lands the first humans on the Moon. The Stonewall riots mark a turning point for gay rights. ARPANET, the internet’s ancestor, connects its first four computers.</w:t>
       </w:r>
     </w:p>
     <w:p>
@@ -2061,7 +2063,7 @@
         <w:t xml:space="preserve">1973. </w:t>
       </w:r>
       <w:r>
-        <w:t xml:space="preserve">A military coup overthrows Chile's elected president, Salvador Allende; Augusto Pinochet's dictatorship lasts until 1990.</w:t>
+        <w:t xml:space="preserve">A military coup overthrows Chile’s elected president, Salvador Allende; Augusto Pinochet’s dictatorship lasts until 1990.</w:t>
       </w:r>
     </w:p>
     <w:p>
@@ -2076,22 +2078,22 @@
         <w:t xml:space="preserve">1975. </w:t>
       </w:r>
       <w:r>
-        <w:t xml:space="preserve">The Vietnam War ends. Spain's Franco dies, opening a transition to democracy.</w:t>
-      </w:r>
-    </w:p>
-    <w:p>
-      <w:pPr>
-        <w:spacing w:after="200"/>
-      </w:pPr>
-      <w:r>
-        <w:rPr>
-          <w:b/>
-          <w:bCs/>
-        </w:rPr>
-        <w:t xml:space="preserve">1976-1983. </w:t>
-      </w:r>
-      <w:r>
-        <w:t xml:space="preserve">Argentina's junta disappears thousands of its citizens; its commanders are tried in 1985.</w:t>
+        <w:t xml:space="preserve">The Vietnam War ends. Spain’s Franco dies, opening a transition to democracy.</w:t>
+      </w:r>
+    </w:p>
+    <w:p>
+      <w:pPr>
+        <w:spacing w:after="200"/>
+      </w:pPr>
+      <w:r>
+        <w:rPr>
+          <w:b/>
+          <w:bCs/>
+        </w:rPr>
+        <w:t xml:space="preserve">1976–1983. </w:t>
+      </w:r>
+      <w:r>
+        <w:t xml:space="preserve">Argentina’s junta disappears thousands of its citizens; its commanders are tried in 1985.</w:t>
       </w:r>
     </w:p>
     <w:p>
@@ -2118,10 +2120,10 @@
           <w:b/>
           <w:bCs/>
         </w:rPr>
-        <w:t xml:space="preserve">1978-1979. </w:t>
-      </w:r>
-      <w:r>
-        <w:t xml:space="preserve">Deng Xiaoping's reforms begin opening China's economy. The Soviet Union invades Afghanistan.</w:t>
+        <w:t xml:space="preserve">1978–1979. </w:t>
+      </w:r>
+      <w:r>
+        <w:t xml:space="preserve">Deng Xiaoping’s reforms begin opening China’s economy. The Soviet Union invades Afghanistan.</w:t>
       </w:r>
     </w:p>
     <w:p>
@@ -2136,7 +2138,7 @@
         <w:t xml:space="preserve">1979. </w:t>
       </w:r>
       <w:r>
-        <w:t xml:space="preserve">A revolution overthrows Iran's Shah and creates a clerical republic.</w:t>
+        <w:t xml:space="preserve">A revolution overthrows Iran’s Shah and creates a clerical republic.</w:t>
       </w:r>
     </w:p>
     <w:p>
@@ -2163,7 +2165,7 @@
           <w:b/>
           <w:bCs/>
         </w:rPr>
-        <w:t xml:space="preserve">1980-1988. </w:t>
+        <w:t xml:space="preserve">1980–1988. </w:t>
       </w:r>
       <w:r>
         <w:t xml:space="preserve">Iraq invades Iran; the eight-year war kills hundreds of thousands of people.</w:t>
@@ -2211,22 +2213,22 @@
         <w:t xml:space="preserve">1989. </w:t>
       </w:r>
       <w:r>
-        <w:t xml:space="preserve">The Berlin Wall falls. China's government crushes the Tiananmen Square protests.</w:t>
-      </w:r>
-    </w:p>
-    <w:p>
-      <w:pPr>
-        <w:spacing w:after="200"/>
-      </w:pPr>
-      <w:r>
-        <w:rPr>
-          <w:b/>
-          <w:bCs/>
-        </w:rPr>
-        <w:t xml:space="preserve">1990-1991. </w:t>
-      </w:r>
-      <w:r>
-        <w:t xml:space="preserve">Nelson Mandela is released after 27 years' imprisonment. The Soviet Union dissolves.</w:t>
+        <w:t xml:space="preserve">The Berlin Wall falls. China’s government crushes the Tiananmen Square protests.</w:t>
+      </w:r>
+    </w:p>
+    <w:p>
+      <w:pPr>
+        <w:spacing w:after="200"/>
+      </w:pPr>
+      <w:r>
+        <w:rPr>
+          <w:b/>
+          <w:bCs/>
+        </w:rPr>
+        <w:t xml:space="preserve">1990–1991. </w:t>
+      </w:r>
+      <w:r>
+        <w:t xml:space="preserve">Nelson Mandela is released after 27 years’ imprisonment. The Soviet Union dissolves.</w:t>
       </w:r>
     </w:p>
     <w:p>
@@ -2241,7 +2243,7 @@
         <w:t xml:space="preserve">1994. </w:t>
       </w:r>
       <w:r>
-        <w:t xml:space="preserve">Over some three months, between half a million and 800,000 Tutsi and moderate Hutu are murdered in Rwanda's genocide.</w:t>
+        <w:t xml:space="preserve">Over some three months, between half a million and 800,000 Tutsi and moderate Hutu are murdered in Rwanda’s genocide.</w:t>
       </w:r>
     </w:p>
     <w:p>
@@ -2273,7 +2275,7 @@
           <w:b/>
           <w:bCs/>
         </w:rPr>
-        <w:t xml:space="preserve">1989-1991. </w:t>
+        <w:t xml:space="preserve">1989–1991. </w:t>
       </w:r>
       <w:r>
         <w:t xml:space="preserve">Tim Berners-Lee builds the World Wide Web.</w:t>
@@ -2291,7 +2293,7 @@
         <w:t xml:space="preserve">1994. </w:t>
       </w:r>
       <w:r>
-        <w:t xml:space="preserve">Mandela is elected South Africa's first Black president.</w:t>
+        <w:t xml:space="preserve">Mandela is elected South Africa’s first Black president.</w:t>
       </w:r>
     </w:p>
     <w:p>
@@ -2306,19 +2308,19 @@
         <w:t xml:space="preserve">2007. </w:t>
       </w:r>
       <w:r>
-        <w:t xml:space="preserve">The iPhone arrives, putting a computer in most of humanity's pockets within about fifteen years.</w:t>
-      </w:r>
-    </w:p>
-    <w:p>
-      <w:pPr>
-        <w:spacing w:after="200"/>
-      </w:pPr>
-      <w:r>
-        <w:rPr>
-          <w:b/>
-          <w:bCs/>
-        </w:rPr>
-        <w:t xml:space="preserve">2010-2012. </w:t>
+        <w:t xml:space="preserve">The iPhone arrives, putting a computer in most of humanity’s pockets within about fifteen years.</w:t>
+      </w:r>
+    </w:p>
+    <w:p>
+      <w:pPr>
+        <w:spacing w:after="200"/>
+      </w:pPr>
+      <w:r>
+        <w:rPr>
+          <w:b/>
+          <w:bCs/>
+        </w:rPr>
+        <w:t xml:space="preserve">2010–2012. </w:t>
       </w:r>
       <w:r>
         <w:t xml:space="preserve">The Arab Spring uses social media to organize protest movements across the Middle East.</w:t>
@@ -2348,7 +2350,7 @@
           <w:b/>
           <w:bCs/>
         </w:rPr>
-        <w:t xml:space="preserve">2019-2021. </w:t>
+        <w:t xml:space="preserve">2019–2021. </w:t>
       </w:r>
       <w:r>
         <w:t xml:space="preserve">COVID-19 becomes a global pandemic. The US Capitol is stormed on January 6, 2021.</w:t>
@@ -2423,7 +2425,7 @@
           <w:i/>
           <w:iCs/>
         </w:rPr>
-        <w:t xml:space="preserve">Dolphin scholarship notes, in closing, that the entries above cluster very heavily toward the list's own end — not because the recent past matters more, but because paperwork survives better the less time it has had to get lost. The dolphins were watching just as closely the whole way through. They simply had less of it written down for them to check against.</w:t>
+        <w:t xml:space="preserve">Dolphin scholarship notes, in closing, that the entries above cluster very heavily toward the list’s own end — not because the recent past matters more, but because paperwork survives better the less time it has had to get lost. The dolphins were watching just as closely the whole way through. They simply had less of it written down for them to check against.</w:t>
       </w:r>
     </w:p>
     <w:p>
@@ -2466,7 +2468,7 @@
         <w:t xml:space="preserve">Early 2030s. </w:t>
       </w:r>
       <w:r>
-        <w:t xml:space="preserve">Voyager 1 and 2's plutonium power sources are expected to finally fail, ending transmissions that began in 1977. The record scratches. The Golden Record keeps drifting regardless, unaffected.</w:t>
+        <w:t xml:space="preserve">Voyager 1 and 2’s plutonium power sources are expected to finally fail, ending transmissions that began in 1977. The record scratches. The Golden Record keeps drifting regardless, unaffected.</w:t>
       </w:r>
     </w:p>
     <w:p>
@@ -2481,7 +2483,7 @@
         <w:t xml:space="preserve">2061. </w:t>
       </w:r>
       <w:r>
-        <w:t xml:space="preserve">Halley's Comet returns to the inner solar system, on schedule, as it has for at least two thousand years of recorded human sightings.</w:t>
+        <w:t xml:space="preserve">Halley’s Comet returns to the inner solar system, on schedule, as it has for at least two thousand years of recorded human sightings.</w:t>
       </w:r>
     </w:p>
     <w:p>
@@ -2546,7 +2548,7 @@
         <w:t xml:space="preserve">~50,000 years. </w:t>
       </w:r>
       <w:r>
-        <w:t xml:space="preserve">Earth's orbital cycle would, left alone, bring the next glacial period at about this point. Modeling published in 2016 suggests the carbon dioxide humans have already added could push it back by another fifty thousand years or more — one of the only entries in this book where a side effect and an intention are difficult to tell apart.</w:t>
+        <w:t xml:space="preserve">Earth’s orbital cycle would, left alone, bring the next glacial period at about this point. Modeling published in 2016 suggests the carbon dioxide humans have already added could push it back by another fifty thousand years or more — one of the only entries in this book where a side effect and an intention are difficult to tell apart.</w:t>
       </w:r>
     </w:p>
     <w:p>
@@ -2561,7 +2563,7 @@
         <w:t xml:space="preserve">~50,000 years. </w:t>
       </w:r>
       <w:r>
-        <w:t xml:space="preserve">Niagara Falls, eroding upstream at its measured rate, reaches Lake Erie and stops being a waterfall, barring further engineering — which, on this book's evidence, is not a safe assumption to rule out.</w:t>
+        <w:t xml:space="preserve">Niagara Falls, eroding upstream at its measured rate, reaches Lake Erie and stops being a waterfall, barring further engineering — which, on this book’s evidence, is not a safe assumption to rule out.</w:t>
       </w:r>
     </w:p>
     <w:p>
@@ -2576,7 +2578,7 @@
         <w:t xml:space="preserve">~250 million years. </w:t>
       </w:r>
       <w:r>
-        <w:t xml:space="preserve">Earth's drifting continents are projected to reassemble into a single landmass again. Geologists have proposed several competing shapes for it — Pangaea Proxima, Novopangaea, Amasia — and do not agree on which, a disagreement none of them will be present to resolve.</w:t>
+        <w:t xml:space="preserve">Earth’s drifting continents are projected to reassemble into a single landmass again. Geologists have proposed several competing shapes for it — Pangaea Proxima, Novopangaea, Amasia — and do not agree on which, a disagreement none of them will be present to resolve.</w:t>
       </w:r>
     </w:p>
     <w:p>
@@ -2591,7 +2593,7 @@
         <w:t xml:space="preserve">~5 billion years. </w:t>
       </w:r>
       <w:r>
-        <w:t xml:space="preserve">The Sun exhausts its hydrogen fuel and swells into a red giant, very likely engulfing Mercury and Venus. Earth's own fate — swallowed, or merely scorched from a closer orbit than it currently holds — remains a genuinely open question among astronomers still refining the models.</w:t>
+        <w:t xml:space="preserve">The Sun exhausts its hydrogen fuel and swells into a red giant, very likely engulfing Mercury and Venus. Earth’s own fate — swallowed, or merely scorched from a closer orbit than it currently holds — remains a genuinely open question among astronomers still refining the models.</w:t>
       </w:r>
     </w:p>
     <w:p>
@@ -2621,7 +2623,7 @@
         <w:t xml:space="preserve">Beyond that. </w:t>
       </w:r>
       <w:r>
-        <w:t xml:space="preserve">By the best current models, the universe's stars burn out one by one over trillions of years, galaxies drift beyond the reach of each other's light, and matter is eventually expected to decay — a state physicists call the heat death of the universe, the furthest entry any edition of this timeline has attempted, and the one verdict in this book that will never be updated to match what actually happens.</w:t>
+        <w:t xml:space="preserve">By the best current models, the universe’s stars burn out one by one over trillions of years, galaxies drift beyond the reach of each other’s light, and matter is eventually expected to decay — a state physicists call the heat death of the universe, the furthest entry any edition of this timeline has attempted, and the one verdict in this book that will never be updated to match what actually happens.</w:t>
       </w:r>
     </w:p>
     <w:p>

--- a/The Dolphins' View of History/chapters/A Timeline - For Humans Who Like Their History in Order.docx
+++ b/The Dolphins' View of History/chapters/A Timeline - For Humans Who Like Their History in Order.docx
@@ -2433,7 +2433,7 @@
         <w:spacing w:after="200"/>
       </w:pPr>
       <w:r>
-        <w:t xml:space="preserve">Everything above this line has happened. Everything below it has not, and dolphin scholarship adjusts its own confidence accordingly: the further this list reaches ahead, the less certainty it can honestly offer, and the more plainly it says so.</w:t>
+        <w:t xml:space="preserve">Everything above this line has happened. Everything below it has not, and confidence drops accordingly: the further this list reaches ahead, the less certainty it can honestly offer, and the more plainly it says so.</w:t>
       </w:r>
     </w:p>
     <w:p>
@@ -2498,7 +2498,7 @@
         <w:t xml:space="preserve">2080s. </w:t>
       </w:r>
       <w:r>
-        <w:t xml:space="preserve">UN demographic projections put global human population at its historical peak, above ten billion, before beginning the first sustained decline the population curve has shown in this entire book.</w:t>
+        <w:t xml:space="preserve">UN demographic projections put global human population at its historical peak, above ten billion, before beginning the first sustained decline the population curve has shown in this book.</w:t>
       </w:r>
     </w:p>
     <w:p>
@@ -2593,7 +2593,7 @@
         <w:t xml:space="preserve">~5 billion years. </w:t>
       </w:r>
       <w:r>
-        <w:t xml:space="preserve">The Sun exhausts its hydrogen fuel and swells into a red giant, very likely engulfing Mercury and Venus. Earth’s own fate — swallowed, or merely scorched from a closer orbit than it currently holds — remains a genuinely open question among astronomers still refining the models.</w:t>
+        <w:t xml:space="preserve">The Sun exhausts its hydrogen fuel and swells into a red giant, very likely engulfing Mercury and Venus. Earth’s own fate — swallowed, or merely scorched from a closer orbit than it currently holds — remains an open question among astronomers still refining the models.</w:t>
       </w:r>
     </w:p>
     <w:p>

--- a/The Dolphins' View of History/chapters/A Timeline - For Humans Who Like Their History in Order.docx
+++ b/The Dolphins' View of History/chapters/A Timeline - For Humans Who Like Their History in Order.docx
@@ -5,6 +5,7 @@
     <w:p>
       <w:pPr>
         <w:pStyle w:val="Heading1"/>
+        <w:pageBreakBefore/>
         <w:spacing w:after="300"/>
         <w:jc w:val="center"/>
         <w:outlineLvl w:val="0"/>
@@ -15,9 +16,9 @@
           <w:rFonts w:ascii="Amazon Ember" w:cs="Amazon Ember" w:eastAsia="Amazon Ember" w:hAnsi="Amazon Ember"/>
           <w:b/>
           <w:bCs/>
-          <w:color w:val="0000FF"/>
-          <w:sz w:val="36"/>
-          <w:szCs w:val="36"/>
+          <w:color w:val="1F4E79"/>
+          <w:sz w:val="32"/>
+          <w:szCs w:val="32"/>
         </w:rPr>
         <w:t xml:space="preserve">A Timeline — For Humans Who Like Their History in Order</w:t>
       </w:r>
@@ -44,9 +45,9 @@
           <w:rFonts w:ascii="Amazon Ember" w:cs="Amazon Ember" w:eastAsia="Amazon Ember" w:hAnsi="Amazon Ember"/>
           <w:b/>
           <w:bCs/>
-          <w:color w:val="0000FF"/>
-          <w:sz w:val="36"/>
-          <w:szCs w:val="36"/>
+          <w:color w:val="1F4E79"/>
+          <w:sz w:val="32"/>
+          <w:szCs w:val="32"/>
         </w:rPr>
         <w:t xml:space="preserve">Deep Time</w:t>
       </w:r>
@@ -244,9 +245,9 @@
           <w:rFonts w:ascii="Amazon Ember" w:cs="Amazon Ember" w:eastAsia="Amazon Ember" w:hAnsi="Amazon Ember"/>
           <w:b/>
           <w:bCs/>
-          <w:color w:val="0000FF"/>
-          <w:sz w:val="36"/>
-          <w:szCs w:val="36"/>
+          <w:color w:val="1F4E79"/>
+          <w:sz w:val="32"/>
+          <w:szCs w:val="32"/>
         </w:rPr>
         <w:t xml:space="preserve">The First Villages and the First Writing</w:t>
       </w:r>
@@ -384,9 +385,9 @@
           <w:rFonts w:ascii="Amazon Ember" w:cs="Amazon Ember" w:eastAsia="Amazon Ember" w:hAnsi="Amazon Ember"/>
           <w:b/>
           <w:bCs/>
-          <w:color w:val="0000FF"/>
-          <w:sz w:val="36"/>
-          <w:szCs w:val="36"/>
+          <w:color w:val="1F4E79"/>
+          <w:sz w:val="32"/>
+          <w:szCs w:val="32"/>
         </w:rPr>
         <w:t xml:space="preserve">The Ancient World</w:t>
       </w:r>
@@ -764,9 +765,9 @@
           <w:rFonts w:ascii="Amazon Ember" w:cs="Amazon Ember" w:eastAsia="Amazon Ember" w:hAnsi="Amazon Ember"/>
           <w:b/>
           <w:bCs/>
-          <w:color w:val="0000FF"/>
-          <w:sz w:val="36"/>
-          <w:szCs w:val="36"/>
+          <w:color w:val="1F4E79"/>
+          <w:sz w:val="32"/>
+          <w:szCs w:val="32"/>
         </w:rPr>
         <w:t xml:space="preserve">The Medieval World</w:t>
       </w:r>
@@ -1069,9 +1070,9 @@
           <w:rFonts w:ascii="Amazon Ember" w:cs="Amazon Ember" w:eastAsia="Amazon Ember" w:hAnsi="Amazon Ember"/>
           <w:b/>
           <w:bCs/>
-          <w:color w:val="0000FF"/>
-          <w:sz w:val="36"/>
-          <w:szCs w:val="36"/>
+          <w:color w:val="1F4E79"/>
+          <w:sz w:val="32"/>
+          <w:szCs w:val="32"/>
         </w:rPr>
         <w:t xml:space="preserve">Exploration to Revolution</w:t>
       </w:r>
@@ -1344,9 +1345,9 @@
           <w:rFonts w:ascii="Amazon Ember" w:cs="Amazon Ember" w:eastAsia="Amazon Ember" w:hAnsi="Amazon Ember"/>
           <w:b/>
           <w:bCs/>
-          <w:color w:val="0000FF"/>
-          <w:sz w:val="36"/>
-          <w:szCs w:val="36"/>
+          <w:color w:val="1F4E79"/>
+          <w:sz w:val="32"/>
+          <w:szCs w:val="32"/>
         </w:rPr>
         <w:t xml:space="preserve">Industry and Empire</w:t>
       </w:r>
@@ -1574,9 +1575,9 @@
           <w:rFonts w:ascii="Amazon Ember" w:cs="Amazon Ember" w:eastAsia="Amazon Ember" w:hAnsi="Amazon Ember"/>
           <w:b/>
           <w:bCs/>
-          <w:color w:val="0000FF"/>
-          <w:sz w:val="36"/>
-          <w:szCs w:val="36"/>
+          <w:color w:val="1F4E79"/>
+          <w:sz w:val="32"/>
+          <w:szCs w:val="32"/>
         </w:rPr>
         <w:t xml:space="preserve">The World Wars and Their Aftermath</w:t>
       </w:r>
@@ -1834,9 +1835,9 @@
           <w:rFonts w:ascii="Amazon Ember" w:cs="Amazon Ember" w:eastAsia="Amazon Ember" w:hAnsi="Amazon Ember"/>
           <w:b/>
           <w:bCs/>
-          <w:color w:val="0000FF"/>
-          <w:sz w:val="36"/>
-          <w:szCs w:val="36"/>
+          <w:color w:val="1F4E79"/>
+          <w:sz w:val="32"/>
+          <w:szCs w:val="32"/>
         </w:rPr>
         <w:t xml:space="preserve">The Short Violent Peace</w:t>
       </w:r>
@@ -2259,9 +2260,9 @@
           <w:rFonts w:ascii="Amazon Ember" w:cs="Amazon Ember" w:eastAsia="Amazon Ember" w:hAnsi="Amazon Ember"/>
           <w:b/>
           <w:bCs/>
-          <w:color w:val="0000FF"/>
-          <w:sz w:val="36"/>
-          <w:szCs w:val="36"/>
+          <w:color w:val="1F4E79"/>
+          <w:sz w:val="32"/>
+          <w:szCs w:val="32"/>
         </w:rPr>
         <w:t xml:space="preserve">The Wired World</w:t>
       </w:r>
@@ -2449,9 +2450,9 @@
           <w:rFonts w:ascii="Amazon Ember" w:cs="Amazon Ember" w:eastAsia="Amazon Ember" w:hAnsi="Amazon Ember"/>
           <w:b/>
           <w:bCs/>
-          <w:color w:val="0000FF"/>
-          <w:sz w:val="36"/>
-          <w:szCs w:val="36"/>
+          <w:color w:val="1F4E79"/>
+          <w:sz w:val="32"/>
+          <w:szCs w:val="32"/>
         </w:rPr>
         <w:t xml:space="preserve">The Near Future</w:t>
       </w:r>
@@ -2529,9 +2530,9 @@
           <w:rFonts w:ascii="Amazon Ember" w:cs="Amazon Ember" w:eastAsia="Amazon Ember" w:hAnsi="Amazon Ember"/>
           <w:b/>
           <w:bCs/>
-          <w:color w:val="0000FF"/>
-          <w:sz w:val="36"/>
-          <w:szCs w:val="36"/>
+          <w:color w:val="1F4E79"/>
+          <w:sz w:val="32"/>
+          <w:szCs w:val="32"/>
         </w:rPr>
         <w:t xml:space="preserve">The Far Future</w:t>
       </w:r>
@@ -2639,7 +2640,7 @@
       </w:r>
     </w:p>
     <w:sectPr>
-      <w:pgSz w:w="12240" w:h="15840" w:orient="portrait"/>
+      <w:pgSz w:w="8640" w:h="12960" w:orient="portrait"/>
       <w:pgMar w:top="1440" w:right="1440" w:bottom="1440" w:left="1440" w:header="708" w:footer="708" w:gutter="0"/>
       <w:pgNumType/>
       <w:docGrid w:linePitch="360"/>
